--- a/03_Outputs/final scripts/pt/Module 7/7.1.0-pt.docx
+++ b/03_Outputs/final scripts/pt/Module 7/7.1.0-pt.docx
@@ -14,7 +14,7 @@
     </w:p>
     <w:p>
       <w:r>
-        <w:t xml:space="preserve">Neste capítulo, focamos em como dados confiáveis e precisos moldam políticas eficazes de clima e energia. Evidências são essenciais em todas as etapas da formulação de políticas: desde o diagnóstico de problemas e definição de metas até o acompanhamento do progresso e avaliação dos resultados. Sem elas, as iniciativas correm o risco de estarem desalinhadas com as necessidades reais.  </w:t>
+        <w:t xml:space="preserve">Neste capítulo, focamos em como dados confiáveis e precisos moldam políticas eficazes de clima e energia. Evidências são essenciais em todas as etapas do processo de formulação de políticas: desde o diagnóstico de problemas e definição de metas até o acompanhamento do progresso e avaliação dos resultados. Sem elas, as iniciativas correm o risco de estarem desalinhadas com as necessidades reais.  </w:t>
       </w:r>
     </w:p>
     <w:p>
@@ -34,7 +34,7 @@
     </w:p>
     <w:p>
       <w:r>
-        <w:t xml:space="preserve">À medida que avançamos neste capítulo, você verá como cada etapa da cadeia de valor dos dados—coleta, processamento e aplicação—forma a eficácia da política energética. Você também explorará maneiras práticas de preencher lacunas em infraestrutura e capacidade, e como essas melhorias podem tornar os sistemas de energia mais sustentáveis e mais justos.  </w:t>
+        <w:t xml:space="preserve">À medida que avançamos neste capítulo, você verá como cada etapa da cadeia de valor dos dados — coleta, processamento e aplicação — influencia a eficácia da política energética. Você também explorará maneiras práticas de preencher lacunas em infraestrutura e capacidade, e como essas melhorias podem tornar os sistemas de energia mais sustentáveis e mais justos.  </w:t>
       </w:r>
     </w:p>
     <w:p>
